--- a/PP-salygos/templates/sutartys/PASLAUGOS_LTEN_BS.docx
+++ b/PP-salygos/templates/sutartys/PASLAUGOS_LTEN_BS.docx
@@ -37,17 +37,6 @@
                 <w:sz w:val="20"/>
                 <w:szCs w:val="20"/>
               </w:rPr>
-              <w:t xml:space="preserve"/>
-            </w:r>
-            <w:r>
-              <w:rPr>
-                <w:rFonts w:ascii="Arial" w:hAnsi="Arial" w:cs="Arial" w:eastAsia="Arial"/>
-                <w:b/>
-                <w:bCs/>
-                <w:caps/>
-                <w:sz w:val="20"/>
-                <w:szCs w:val="20"/>
-              </w:rPr>
               <w:t xml:space="preserve">PASLAUGŲ pirkimo</w:t>
             </w:r>
             <w:r>
@@ -715,7 +704,6 @@
                 <w:rFonts w:ascii="Arial" w:hAnsi="Arial" w:cs="Arial" w:eastAsia="Arial"/>
                 <w:sz w:val="20"/>
                 <w:szCs w:val="20"/>
-                <w:highlight w:val="yellow"/>
               </w:rPr>
               <w:t xml:space="preserve">Contract</w:t>
             </w:r>
@@ -1119,15 +1107,51 @@
                 <w:sz w:val="20"/>
                 <w:szCs w:val="20"/>
               </w:rPr>
-              <w:t xml:space="preserve">The Service Handover and Acceptance Certificate </w:t>
-            </w:r>
-            <w:r>
-              <w:rPr>
-                <w:rFonts w:ascii="Arial" w:hAnsi="Arial" w:cs="Arial" w:eastAsia="Arial"/>
-                <w:sz w:val="20"/>
-                <w:szCs w:val="20"/>
-              </w:rPr>
-              <w:t xml:space="preserve">is a document by which the Supplier hands over, and the Buyer accepts, the Services and/or the results of the Services, and by which the Parties confirm that the Services provided meet the specified requirements. If the Contract provides for the provision of the Services in stages or periods, a Service Handover Certificate may be drawn up separately for each stage or period;</w:t>
+              <w:t xml:space="preserve">The </w:t>
+            </w:r>
+            <w:r>
+              <w:rPr>
+                <w:rFonts w:ascii="Arial" w:hAnsi="Arial" w:cs="Arial" w:eastAsia="Arial"/>
+                <w:b/>
+                <w:bCs/>
+                <w:sz w:val="20"/>
+                <w:szCs w:val="20"/>
+              </w:rPr>
+              <w:t xml:space="preserve">Service Handover and Acceptance Certificate</w:t>
+            </w:r>
+            <w:r>
+              <w:rPr>
+                <w:rFonts w:ascii="Arial" w:hAnsi="Arial" w:cs="Arial" w:eastAsia="Arial"/>
+                <w:b/>
+                <w:bCs/>
+                <w:sz w:val="20"/>
+                <w:szCs w:val="20"/>
+              </w:rPr>
+              <w:t xml:space="preserve"> </w:t>
+            </w:r>
+            <w:r>
+              <w:rPr>
+                <w:rFonts w:ascii="Arial" w:hAnsi="Arial" w:cs="Arial" w:eastAsia="Arial"/>
+                <w:sz w:val="20"/>
+                <w:szCs w:val="20"/>
+              </w:rPr>
+              <w:t xml:space="preserve">is a document by which the Supplier hands over, and the Buyer accepts, the Services and/or the results of the Services, and by which the Parties confirm that the Services provided meet the specified requirements. If the Contract provides for the provision of the Services in stages or periods, a </w:t>
+            </w:r>
+            <w:r>
+              <w:rPr>
+                <w:rFonts w:ascii="Arial" w:hAnsi="Arial" w:cs="Arial" w:eastAsia="Arial"/>
+                <w:sz w:val="20"/>
+                <w:szCs w:val="20"/>
+              </w:rPr>
+              <w:t xml:space="preserve">Service Handover and Acceptance Certificate</w:t>
+            </w:r>
+            <w:r>
+              <w:rPr>
+                <w:rFonts w:ascii="Arial" w:hAnsi="Arial" w:cs="Arial" w:eastAsia="Arial"/>
+                <w:sz w:val="20"/>
+                <w:szCs w:val="20"/>
+              </w:rPr>
+              <w:t xml:space="preserve"> may be drawn up separately for each stage or period;</w:t>
             </w:r>
           </w:p>
         </w:tc>
@@ -4110,7 +4134,23 @@
                 <w:sz w:val="20"/>
                 <w:szCs w:val="20"/>
               </w:rPr>
-              <w:t xml:space="preserve">Where it is not mandatory to require a Service Handover Certificate as a separate document, the Parties agree, and this is expressly stated in the </w:t>
+              <w:t xml:space="preserve">Where it is not mandatory to require a </w:t>
+            </w:r>
+            <w:r>
+              <w:rPr>
+                <w:rFonts w:ascii="Arial" w:hAnsi="Arial" w:cs="Arial" w:eastAsia="Arial"/>
+                <w:sz w:val="20"/>
+                <w:szCs w:val="20"/>
+              </w:rPr>
+              <w:t xml:space="preserve">Service Handover and Acceptance Certificate</w:t>
+            </w:r>
+            <w:r>
+              <w:rPr>
+                <w:rFonts w:ascii="Arial" w:hAnsi="Arial" w:cs="Arial" w:eastAsia="Arial"/>
+                <w:sz w:val="20"/>
+                <w:szCs w:val="20"/>
+              </w:rPr>
+              <w:t xml:space="preserve"> as a separate document, the Parties agree, and this is expressly stated in the </w:t>
             </w:r>
             <w:r>
               <w:rPr>
@@ -4126,7 +4166,55 @@
                 <w:sz w:val="20"/>
                 <w:szCs w:val="20"/>
               </w:rPr>
-              <w:t xml:space="preserve">, that the Invoice shall be deemed to be the Service Handover Certificate. In cases where an Invoice is issued and the Service Handover Certificate is not signed, the provisions of the Contract regarding the issue of the Service Handover Certificate shall also apply to the issue of the Invoice.</w:t>
+              <w:t xml:space="preserve">, that the Invoice shall be deemed to be the </w:t>
+            </w:r>
+            <w:r>
+              <w:rPr>
+                <w:rFonts w:ascii="Arial" w:hAnsi="Arial" w:cs="Arial" w:eastAsia="Arial"/>
+                <w:sz w:val="20"/>
+                <w:szCs w:val="20"/>
+              </w:rPr>
+              <w:t xml:space="preserve">Service Handover and Acceptance Certificate</w:t>
+            </w:r>
+            <w:r>
+              <w:rPr>
+                <w:rFonts w:ascii="Arial" w:hAnsi="Arial" w:cs="Arial" w:eastAsia="Arial"/>
+                <w:sz w:val="20"/>
+                <w:szCs w:val="20"/>
+              </w:rPr>
+              <w:t xml:space="preserve">. In cases where an Invoice is issued and the </w:t>
+            </w:r>
+            <w:r>
+              <w:rPr>
+                <w:rFonts w:ascii="Arial" w:hAnsi="Arial" w:cs="Arial" w:eastAsia="Arial"/>
+                <w:sz w:val="20"/>
+                <w:szCs w:val="20"/>
+              </w:rPr>
+              <w:t xml:space="preserve">Service Handover and Acceptance Certificate</w:t>
+            </w:r>
+            <w:r>
+              <w:rPr>
+                <w:rFonts w:ascii="Arial" w:hAnsi="Arial" w:cs="Arial" w:eastAsia="Arial"/>
+                <w:sz w:val="20"/>
+                <w:szCs w:val="20"/>
+              </w:rPr>
+              <w:t xml:space="preserve"> is not signed, the provisions of the Contract regarding the issue of the </w:t>
+            </w:r>
+            <w:r>
+              <w:rPr>
+                <w:rFonts w:ascii="Arial" w:hAnsi="Arial" w:cs="Arial" w:eastAsia="Arial"/>
+                <w:sz w:val="20"/>
+                <w:szCs w:val="20"/>
+              </w:rPr>
+              <w:t xml:space="preserve">Service Handover and Acceptance Certificate</w:t>
+            </w:r>
+            <w:r>
+              <w:rPr>
+                <w:rFonts w:ascii="Arial" w:hAnsi="Arial" w:cs="Arial" w:eastAsia="Arial"/>
+                <w:sz w:val="20"/>
+                <w:szCs w:val="20"/>
+              </w:rPr>
+              <w:t xml:space="preserve"> shall also apply to the issue of the Invoice.</w:t>
             </w:r>
           </w:p>
         </w:tc>
@@ -10549,7 +10637,6 @@
                 <w:rFonts w:ascii="Arial" w:hAnsi="Arial" w:cs="Arial" w:eastAsia="Arial"/>
                 <w:sz w:val="20"/>
                 <w:szCs w:val="20"/>
-                <w:highlight w:val="yellow"/>
               </w:rPr>
               <w:t xml:space="preserve">Contract</w:t>
             </w:r>
@@ -12168,7 +12255,6 @@
                 <w:rFonts w:ascii="Arial" w:hAnsi="Arial" w:cs="Arial" w:eastAsia="Arial"/>
                 <w:sz w:val="20"/>
                 <w:szCs w:val="20"/>
-                <w:highlight w:val="yellow"/>
               </w:rPr>
               <w:t xml:space="preserve">Contract</w:t>
             </w:r>
@@ -12185,7 +12271,6 @@
                 <w:rFonts w:ascii="Arial" w:hAnsi="Arial" w:cs="Arial" w:eastAsia="Arial"/>
                 <w:sz w:val="20"/>
                 <w:szCs w:val="20"/>
-                <w:highlight w:val="yellow"/>
               </w:rPr>
               <w:t xml:space="preserve">Contract</w:t>
             </w:r>
@@ -12312,7 +12397,6 @@
                 <w:rFonts w:ascii="Arial" w:hAnsi="Arial" w:cs="Arial" w:eastAsia="Arial"/>
                 <w:sz w:val="20"/>
                 <w:szCs w:val="20"/>
-                <w:highlight w:val="yellow"/>
               </w:rPr>
               <w:t xml:space="preserve">Contract</w:t>
             </w:r>
@@ -12479,7 +12563,6 @@
                 <w:rFonts w:ascii="Arial" w:hAnsi="Arial" w:cs="Arial" w:eastAsia="Arial"/>
                 <w:sz w:val="20"/>
                 <w:szCs w:val="20"/>
-                <w:highlight w:val="yellow"/>
               </w:rPr>
               <w:t xml:space="preserve">Contract</w:t>
             </w:r>
@@ -12738,7 +12821,6 @@
                 <w:rFonts w:ascii="Arial" w:hAnsi="Arial" w:cs="Arial" w:eastAsia="Arial"/>
                 <w:sz w:val="20"/>
                 <w:szCs w:val="20"/>
-                <w:highlight w:val="yellow"/>
               </w:rPr>
               <w:t xml:space="preserve">Contract</w:t>
             </w:r>
@@ -12755,7 +12837,6 @@
                 <w:rFonts w:ascii="Arial" w:hAnsi="Arial" w:cs="Arial" w:eastAsia="Arial"/>
                 <w:sz w:val="20"/>
                 <w:szCs w:val="20"/>
-                <w:highlight w:val="yellow"/>
               </w:rPr>
               <w:t xml:space="preserve">Contract</w:t>
             </w:r>
@@ -14282,7 +14363,23 @@
                 <w:sz w:val="20"/>
                 <w:szCs w:val="20"/>
               </w:rPr>
-              <w:t xml:space="preserve">a Service handover-acceptance certificate or certificates, if the provision of the Services is to take place in stages or periods, or another document specified in the Contract, has been signed; from the date of signing of such document, the Services shall be deemed to have been accepted;</w:t>
+              <w:t xml:space="preserve">a </w:t>
+            </w:r>
+            <w:r>
+              <w:rPr>
+                <w:rFonts w:ascii="Arial" w:hAnsi="Arial" w:cs="Arial" w:eastAsia="Arial"/>
+                <w:sz w:val="20"/>
+                <w:szCs w:val="20"/>
+              </w:rPr>
+              <w:t xml:space="preserve">Service Handover and Acceptance Certificate</w:t>
+            </w:r>
+            <w:r>
+              <w:rPr>
+                <w:rFonts w:ascii="Arial" w:hAnsi="Arial" w:cs="Arial" w:eastAsia="Arial"/>
+                <w:sz w:val="20"/>
+                <w:szCs w:val="20"/>
+              </w:rPr>
+              <w:t xml:space="preserve"> or certificates, if the provision of the Services is to take place in stages or periods, or another document specified in the Contract, has been signed; from the date of signing of such document, the Services shall be deemed to have been accepted;</w:t>
             </w:r>
           </w:p>
         </w:tc>
@@ -14774,7 +14871,55 @@
                 <w:sz w:val="20"/>
                 <w:szCs w:val="20"/>
               </w:rPr>
-              <w:t xml:space="preserve">The deliverables shall be handed over to the Parties upon the signing of the Service Handover and Acceptance Certificate, which shall be signed in 2 (two) copies of equal legal force (except where the Service Handover and Acceptance Certificate is signed using a secure electronic signature), one for each Party. If a Service Handover Certificate is not required as a separate document, the Parties agree, and shall expressly state this in the </w:t>
+              <w:t xml:space="preserve">The deliverables shall be handed over to the Parties upon the signing of the </w:t>
+            </w:r>
+            <w:r>
+              <w:rPr>
+                <w:rFonts w:ascii="Arial" w:hAnsi="Arial" w:cs="Arial" w:eastAsia="Arial"/>
+                <w:sz w:val="20"/>
+                <w:szCs w:val="20"/>
+              </w:rPr>
+              <w:t xml:space="preserve">Service Handover and Acceptance Certificate</w:t>
+            </w:r>
+            <w:r>
+              <w:rPr>
+                <w:rFonts w:ascii="Arial" w:hAnsi="Arial" w:cs="Arial" w:eastAsia="Arial"/>
+                <w:sz w:val="20"/>
+                <w:szCs w:val="20"/>
+              </w:rPr>
+              <w:t xml:space="preserve">, which shall be signed in 2 (two) copies of equal legal force (except where the </w:t>
+            </w:r>
+            <w:r>
+              <w:rPr>
+                <w:rFonts w:ascii="Arial" w:hAnsi="Arial" w:cs="Arial" w:eastAsia="Arial"/>
+                <w:sz w:val="20"/>
+                <w:szCs w:val="20"/>
+              </w:rPr>
+              <w:t xml:space="preserve">Service Handover and Acceptance Certificate</w:t>
+            </w:r>
+            <w:r>
+              <w:rPr>
+                <w:rFonts w:ascii="Arial" w:hAnsi="Arial" w:cs="Arial" w:eastAsia="Arial"/>
+                <w:sz w:val="20"/>
+                <w:szCs w:val="20"/>
+              </w:rPr>
+              <w:t xml:space="preserve"> is signed using a secure electronic signature), one for each Party. If a </w:t>
+            </w:r>
+            <w:r>
+              <w:rPr>
+                <w:rFonts w:ascii="Arial" w:hAnsi="Arial" w:cs="Arial" w:eastAsia="Arial"/>
+                <w:sz w:val="20"/>
+                <w:szCs w:val="20"/>
+              </w:rPr>
+              <w:t xml:space="preserve">Service Handover and Acceptance Certificate</w:t>
+            </w:r>
+            <w:r>
+              <w:rPr>
+                <w:rFonts w:ascii="Arial" w:hAnsi="Arial" w:cs="Arial" w:eastAsia="Arial"/>
+                <w:sz w:val="20"/>
+                <w:szCs w:val="20"/>
+              </w:rPr>
+              <w:t xml:space="preserve"> is not required as a separate document, the Parties agree, and shall expressly state this in the </w:t>
             </w:r>
             <w:r>
               <w:rPr>
@@ -14790,7 +14935,23 @@
                 <w:sz w:val="20"/>
                 <w:szCs w:val="20"/>
               </w:rPr>
-              <w:t xml:space="preserve">, that the Invoice shall be deemed to be the Service Handover Certificate.</w:t>
+              <w:t xml:space="preserve">, that the Invoice shall be deemed to be the </w:t>
+            </w:r>
+            <w:r>
+              <w:rPr>
+                <w:rFonts w:ascii="Arial" w:hAnsi="Arial" w:cs="Arial" w:eastAsia="Arial"/>
+                <w:sz w:val="20"/>
+                <w:szCs w:val="20"/>
+              </w:rPr>
+              <w:t xml:space="preserve">Service Handover and Acceptance Certificate</w:t>
+            </w:r>
+            <w:r>
+              <w:rPr>
+                <w:rFonts w:ascii="Arial" w:hAnsi="Arial" w:cs="Arial" w:eastAsia="Arial"/>
+                <w:sz w:val="20"/>
+                <w:szCs w:val="20"/>
+              </w:rPr>
+              <w:t xml:space="preserve">.</w:t>
             </w:r>
           </w:p>
         </w:tc>
@@ -14984,7 +15145,39 @@
                 <w:sz w:val="20"/>
                 <w:szCs w:val="20"/>
               </w:rPr>
-              <w:t xml:space="preserve">accept the results of the Services, by signing the Service Handover Certificate, no later than within 5 (five) working days of the actual provision of the Services and the submission of the Service Handover Certificate; or</w:t>
+              <w:t xml:space="preserve">accept the results of the Services, by signing the </w:t>
+            </w:r>
+            <w:r>
+              <w:rPr>
+                <w:rFonts w:ascii="Arial" w:hAnsi="Arial" w:cs="Arial" w:eastAsia="Arial"/>
+                <w:sz w:val="20"/>
+                <w:szCs w:val="20"/>
+              </w:rPr>
+              <w:t xml:space="preserve">Service Handover and Acceptance Certificate</w:t>
+            </w:r>
+            <w:r>
+              <w:rPr>
+                <w:rFonts w:ascii="Arial" w:hAnsi="Arial" w:cs="Arial" w:eastAsia="Arial"/>
+                <w:sz w:val="20"/>
+                <w:szCs w:val="20"/>
+              </w:rPr>
+              <w:t xml:space="preserve">, no later than within 5 (five) working days of the actual provision of the Services and the submission of the </w:t>
+            </w:r>
+            <w:r>
+              <w:rPr>
+                <w:rFonts w:ascii="Arial" w:hAnsi="Arial" w:cs="Arial" w:eastAsia="Arial"/>
+                <w:sz w:val="20"/>
+                <w:szCs w:val="20"/>
+              </w:rPr>
+              <w:t xml:space="preserve">Service Handover and Acceptance Certificate</w:t>
+            </w:r>
+            <w:r>
+              <w:rPr>
+                <w:rFonts w:ascii="Arial" w:hAnsi="Arial" w:cs="Arial" w:eastAsia="Arial"/>
+                <w:sz w:val="20"/>
+                <w:szCs w:val="20"/>
+              </w:rPr>
+              <w:t xml:space="preserve">; or</w:t>
             </w:r>
           </w:p>
         </w:tc>
@@ -15098,7 +15291,23 @@
                 <w:sz w:val="20"/>
                 <w:szCs w:val="20"/>
               </w:rPr>
-              <w:t xml:space="preserve">accept the results of the Services with reservations by signing the Service Handoverand the Defects Report drawn up during the inspection of the Services, in which the Buyer must specify any shortcomings in the Services or in the documents submitted by the Supplier that were identified during the acceptance of the Services, and the procedure for rectifying those shortcomings (</w:t>
+              <w:t xml:space="preserve">accept the results of the Services with reservations by signing the </w:t>
+            </w:r>
+            <w:r>
+              <w:rPr>
+                <w:rFonts w:ascii="Arial" w:hAnsi="Arial" w:cs="Arial" w:eastAsia="Arial"/>
+                <w:sz w:val="20"/>
+                <w:szCs w:val="20"/>
+              </w:rPr>
+              <w:t xml:space="preserve">Service Handover and Acceptance Certificate and the Defects Report</w:t>
+            </w:r>
+            <w:r>
+              <w:rPr>
+                <w:rFonts w:ascii="Arial" w:hAnsi="Arial" w:cs="Arial" w:eastAsia="Arial"/>
+                <w:sz w:val="20"/>
+                <w:szCs w:val="20"/>
+              </w:rPr>
+              <w:t xml:space="preserve"> drawn up during the inspection of the Services, in which the Buyer must specify any shortcomings in the Services or in the documents submitted by the Supplier that were identified during the acceptance of the Services, and the procedure for rectifying those shortcomings (</w:t>
             </w:r>
             <w:r>
               <w:rPr>
@@ -15308,7 +15517,23 @@
                 <w:sz w:val="20"/>
                 <w:szCs w:val="20"/>
               </w:rPr>
-              <w:t xml:space="preserve">The Service Handover and Acceptance Report must specify the date on which the Supplier provided the Services and submitted all the necessary documents.</w:t>
+              <w:t xml:space="preserve">The </w:t>
+            </w:r>
+            <w:r>
+              <w:rPr>
+                <w:rFonts w:ascii="Arial" w:hAnsi="Arial" w:cs="Arial" w:eastAsia="Arial"/>
+                <w:sz w:val="20"/>
+                <w:szCs w:val="20"/>
+              </w:rPr>
+              <w:t xml:space="preserve">Service Handover and Acceptance Certificate</w:t>
+            </w:r>
+            <w:r>
+              <w:rPr>
+                <w:rFonts w:ascii="Arial" w:hAnsi="Arial" w:cs="Arial" w:eastAsia="Arial"/>
+                <w:sz w:val="20"/>
+                <w:szCs w:val="20"/>
+              </w:rPr>
+              <w:t xml:space="preserve"> must specify the date on which the Supplier provided the Services and submitted all the necessary documents.</w:t>
             </w:r>
           </w:p>
         </w:tc>
@@ -15508,7 +15733,23 @@
                 <w:sz w:val="20"/>
                 <w:szCs w:val="20"/>
               </w:rPr>
-              <w:t xml:space="preserve">If the Buyer fails to submit (or send) a Defects Report to the Supplier within 5 (five) working days of receiving the Service Handover-Acceptance Certificate, the Buyer shall be deemed to have accepted the Services and to have no claims against them.</w:t>
+              <w:t xml:space="preserve">If the Buyer fails to submit (or send) a Defects Report to the Supplier within 5 (five) working days of receiving the </w:t>
+            </w:r>
+            <w:r>
+              <w:rPr>
+                <w:rFonts w:ascii="Arial" w:hAnsi="Arial" w:cs="Arial" w:eastAsia="Arial"/>
+                <w:sz w:val="20"/>
+                <w:szCs w:val="20"/>
+              </w:rPr>
+              <w:t xml:space="preserve">Service Handover and Acceptance Certificate</w:t>
+            </w:r>
+            <w:r>
+              <w:rPr>
+                <w:rFonts w:ascii="Arial" w:hAnsi="Arial" w:cs="Arial" w:eastAsia="Arial"/>
+                <w:sz w:val="20"/>
+                <w:szCs w:val="20"/>
+              </w:rPr>
+              <w:t xml:space="preserve">, the Buyer shall be deemed to have accepted the Services and to have no claims against them.</w:t>
             </w:r>
           </w:p>
         </w:tc>
@@ -15728,7 +15969,23 @@
                 <w:sz w:val="20"/>
                 <w:szCs w:val="20"/>
               </w:rPr>
-              <w:t xml:space="preserve">The Buyer shall be entitled to use the result of the Services (if applicable) only after the signing of the Services handover-acceptance certificate.</w:t>
+              <w:t xml:space="preserve">The Buyer shall be entitled to use the result of the Services (if applicable) only after the signing of the </w:t>
+            </w:r>
+            <w:r>
+              <w:rPr>
+                <w:rFonts w:ascii="Arial" w:hAnsi="Arial" w:cs="Arial" w:eastAsia="Arial"/>
+                <w:sz w:val="20"/>
+                <w:szCs w:val="20"/>
+              </w:rPr>
+              <w:t xml:space="preserve">Service Handover and Acceptance Certificate</w:t>
+            </w:r>
+            <w:r>
+              <w:rPr>
+                <w:rFonts w:ascii="Arial" w:hAnsi="Arial" w:cs="Arial" w:eastAsia="Arial"/>
+                <w:sz w:val="20"/>
+                <w:szCs w:val="20"/>
+              </w:rPr>
+              <w:t xml:space="preserve">.</w:t>
             </w:r>
           </w:p>
         </w:tc>
@@ -16171,7 +16428,55 @@
                 <w:sz w:val="20"/>
                 <w:szCs w:val="20"/>
               </w:rPr>
-              <w:t xml:space="preserve">The results of the Services provided at a specific stage shall be handed over to the Parties by signing a Service Handover-Acceptance Certificate, which shall be signed in 2 (two) copies of equal legal force (except where the Service Handover Certificate is signed using a secure electronic signature), one for each Party. If a Service Handover Certificate is not required as a separate document, the Parties agree, and shall expressly state this in the </w:t>
+              <w:t xml:space="preserve">The results of the Services provided at a specific stage shall be handed over to the Parties by signing a </w:t>
+            </w:r>
+            <w:r>
+              <w:rPr>
+                <w:rFonts w:ascii="Arial" w:hAnsi="Arial" w:cs="Arial" w:eastAsia="Arial"/>
+                <w:sz w:val="20"/>
+                <w:szCs w:val="20"/>
+              </w:rPr>
+              <w:t xml:space="preserve">Service Handover and Acceptance Certificate</w:t>
+            </w:r>
+            <w:r>
+              <w:rPr>
+                <w:rFonts w:ascii="Arial" w:hAnsi="Arial" w:cs="Arial" w:eastAsia="Arial"/>
+                <w:sz w:val="20"/>
+                <w:szCs w:val="20"/>
+              </w:rPr>
+              <w:t xml:space="preserve">, which shall be signed in 2 (two) copies of equal legal force (except where the </w:t>
+            </w:r>
+            <w:r>
+              <w:rPr>
+                <w:rFonts w:ascii="Arial" w:hAnsi="Arial" w:cs="Arial" w:eastAsia="Arial"/>
+                <w:sz w:val="20"/>
+                <w:szCs w:val="20"/>
+              </w:rPr>
+              <w:t xml:space="preserve">Service Handover and Acceptance Certificate</w:t>
+            </w:r>
+            <w:r>
+              <w:rPr>
+                <w:rFonts w:ascii="Arial" w:hAnsi="Arial" w:cs="Arial" w:eastAsia="Arial"/>
+                <w:sz w:val="20"/>
+                <w:szCs w:val="20"/>
+              </w:rPr>
+              <w:t xml:space="preserve"> is signed using a secure electronic signature), one for each Party. If a </w:t>
+            </w:r>
+            <w:r>
+              <w:rPr>
+                <w:rFonts w:ascii="Arial" w:hAnsi="Arial" w:cs="Arial" w:eastAsia="Arial"/>
+                <w:sz w:val="20"/>
+                <w:szCs w:val="20"/>
+              </w:rPr>
+              <w:t xml:space="preserve">Service Handover and Acceptance Certificate</w:t>
+            </w:r>
+            <w:r>
+              <w:rPr>
+                <w:rFonts w:ascii="Arial" w:hAnsi="Arial" w:cs="Arial" w:eastAsia="Arial"/>
+                <w:sz w:val="20"/>
+                <w:szCs w:val="20"/>
+              </w:rPr>
+              <w:t xml:space="preserve"> is not required as a separate document, the Parties agree, and shall expressly state this in the </w:t>
             </w:r>
             <w:r>
               <w:rPr>
@@ -16187,7 +16492,23 @@
                 <w:sz w:val="20"/>
                 <w:szCs w:val="20"/>
               </w:rPr>
-              <w:t xml:space="preserve">, that the Invoice shall be deemed to be the Service Handover Certificate.</w:t>
+              <w:t xml:space="preserve">, that the Invoice shall be deemed to be the </w:t>
+            </w:r>
+            <w:r>
+              <w:rPr>
+                <w:rFonts w:ascii="Arial" w:hAnsi="Arial" w:cs="Arial" w:eastAsia="Arial"/>
+                <w:sz w:val="20"/>
+                <w:szCs w:val="20"/>
+              </w:rPr>
+              <w:t xml:space="preserve">Service Handover and Acceptance Certificate</w:t>
+            </w:r>
+            <w:r>
+              <w:rPr>
+                <w:rFonts w:ascii="Arial" w:hAnsi="Arial" w:cs="Arial" w:eastAsia="Arial"/>
+                <w:sz w:val="20"/>
+                <w:szCs w:val="20"/>
+              </w:rPr>
+              <w:t xml:space="preserve">.</w:t>
             </w:r>
           </w:p>
         </w:tc>
@@ -16237,7 +16558,23 @@
                 <w:sz w:val="20"/>
                 <w:szCs w:val="20"/>
               </w:rPr>
-              <w:t xml:space="preserve">6.3.3. The Buyer shall sign each Service Handover Certificate on the condition that all previous stages have been accepted, unless otherwise specified in the </w:t>
+              <w:t xml:space="preserve">6.3.3. The Buyer shall sign each </w:t>
+            </w:r>
+            <w:r>
+              <w:rPr>
+                <w:rFonts w:ascii="Arial" w:hAnsi="Arial" w:cs="Arial" w:eastAsia="Arial"/>
+                <w:sz w:val="20"/>
+                <w:szCs w:val="20"/>
+              </w:rPr>
+              <w:t xml:space="preserve">Service Handover and Acceptance Certificate</w:t>
+            </w:r>
+            <w:r>
+              <w:rPr>
+                <w:rFonts w:ascii="Arial" w:hAnsi="Arial" w:cs="Arial" w:eastAsia="Arial"/>
+                <w:sz w:val="20"/>
+                <w:szCs w:val="20"/>
+              </w:rPr>
+              <w:t xml:space="preserve"> on the condition that all previous stages have been accepted, unless otherwise specified in the </w:t>
             </w:r>
             <w:r>
               <w:rPr>
@@ -16303,7 +16640,23 @@
                 <w:sz w:val="20"/>
                 <w:szCs w:val="20"/>
               </w:rPr>
-              <w:t xml:space="preserve">6.3.4. Once the Services specified for all stages have been provided, i.e. upon completion of the provision of the Services, a final Service Handover Certificate for the Services provided shall be signed.</w:t>
+              <w:t xml:space="preserve">6.3.4. Once the Services specified for all stages have been provided, i.e. upon completion of the provision of the Services, a final </w:t>
+            </w:r>
+            <w:r>
+              <w:rPr>
+                <w:rFonts w:ascii="Arial" w:hAnsi="Arial" w:cs="Arial" w:eastAsia="Arial"/>
+                <w:sz w:val="20"/>
+                <w:szCs w:val="20"/>
+              </w:rPr>
+              <w:t xml:space="preserve">Service Handover and Acceptance Certificate</w:t>
+            </w:r>
+            <w:r>
+              <w:rPr>
+                <w:rFonts w:ascii="Arial" w:hAnsi="Arial" w:cs="Arial" w:eastAsia="Arial"/>
+                <w:sz w:val="20"/>
+                <w:szCs w:val="20"/>
+              </w:rPr>
+              <w:t xml:space="preserve"> for the Services provided shall be signed.</w:t>
             </w:r>
           </w:p>
         </w:tc>
@@ -16579,7 +16932,23 @@
                 <w:sz w:val="20"/>
                 <w:szCs w:val="20"/>
               </w:rPr>
-              <w:t xml:space="preserve">accept the results of the Service phase with reservations by signing the Service handoverand Acceptance Certificate and the Defects Report drawn up during the inspection of the Service Phase, in which the Buyer must specify any deficiencies in the Service Phase or in the documents submitted by the Supplier that were identified during the acceptance of the Service Phase, together with the procedure for rectifying those deficiencies (hereinafter referred to as </w:t>
+              <w:t xml:space="preserve">accept the results of the Service phase with reservations by signing the </w:t>
+            </w:r>
+            <w:r>
+              <w:rPr>
+                <w:rFonts w:ascii="Arial" w:hAnsi="Arial" w:cs="Arial" w:eastAsia="Arial"/>
+                <w:sz w:val="20"/>
+                <w:szCs w:val="20"/>
+              </w:rPr>
+              <w:t xml:space="preserve">Service Handover and Acceptance Certificate</w:t>
+            </w:r>
+            <w:r>
+              <w:rPr>
+                <w:rFonts w:ascii="Arial" w:hAnsi="Arial" w:cs="Arial" w:eastAsia="Arial"/>
+                <w:sz w:val="20"/>
+                <w:szCs w:val="20"/>
+              </w:rPr>
+              <w:t xml:space="preserve"> and the Defects Report drawn up during the inspection of the Service Phase, in which the Buyer must specify any deficiencies in the Service Phase or in the documents submitted by the Supplier that were identified during the acceptance of the Service Phase, together with the procedure for rectifying those deficiencies (hereinafter referred to as </w:t>
             </w:r>
             <w:r>
               <w:rPr>
@@ -16757,7 +17126,23 @@
                 <w:sz w:val="20"/>
                 <w:szCs w:val="20"/>
               </w:rPr>
-              <w:t xml:space="preserve">The Service Handover and Acceptance Report must specify the date on which the Supplier provided the Services for the specific stage and submitted all necessary documents (if applicable).</w:t>
+              <w:t xml:space="preserve">The </w:t>
+            </w:r>
+            <w:r>
+              <w:rPr>
+                <w:rFonts w:ascii="Arial" w:hAnsi="Arial" w:cs="Arial" w:eastAsia="Arial"/>
+                <w:sz w:val="20"/>
+                <w:szCs w:val="20"/>
+              </w:rPr>
+              <w:t xml:space="preserve">Service Handover and Acceptance Certificate</w:t>
+            </w:r>
+            <w:r>
+              <w:rPr>
+                <w:rFonts w:ascii="Arial" w:hAnsi="Arial" w:cs="Arial" w:eastAsia="Arial"/>
+                <w:sz w:val="20"/>
+                <w:szCs w:val="20"/>
+              </w:rPr>
+              <w:t xml:space="preserve"> must specify the date on which the Supplier provided the Services for the specific stage and submitted all necessary documents (if applicable).</w:t>
             </w:r>
           </w:p>
         </w:tc>
@@ -16949,7 +17334,23 @@
                 <w:sz w:val="20"/>
                 <w:szCs w:val="20"/>
               </w:rPr>
-              <w:t xml:space="preserve">If the Buyer fails to submit (or send) a Defects Report to the Supplier within 5 (five) working days of receiving the Service Handover-Acceptance Certificate, the Buyer shall be deemed to have accepted the Services at that specific </w:t>
+              <w:t xml:space="preserve">If the Buyer fails to submit (or send) a Defects Report to the Supplier within 5 (five) working days of receiving the </w:t>
+            </w:r>
+            <w:r>
+              <w:rPr>
+                <w:rFonts w:ascii="Arial" w:hAnsi="Arial" w:cs="Arial" w:eastAsia="Arial"/>
+                <w:sz w:val="20"/>
+                <w:szCs w:val="20"/>
+              </w:rPr>
+              <w:t xml:space="preserve">Service Handover and Acceptance Certificate</w:t>
+            </w:r>
+            <w:r>
+              <w:rPr>
+                <w:rFonts w:ascii="Arial" w:hAnsi="Arial" w:cs="Arial" w:eastAsia="Arial"/>
+                <w:sz w:val="20"/>
+                <w:szCs w:val="20"/>
+              </w:rPr>
+              <w:t xml:space="preserve">, the Buyer shall be deemed to have accepted the Services at that specific </w:t>
             </w:r>
             <w:r>
               <w:rPr>
@@ -17063,7 +17464,23 @@
                 <w:sz w:val="20"/>
                 <w:szCs w:val="20"/>
               </w:rPr>
-              <w:t xml:space="preserve">The Buyer shall be entitled to use the results of the Services, which are provided in stages, only after the final Service Handover and Acceptance Certificate has been signed, </w:t>
+              <w:t xml:space="preserve">The Buyer shall be entitled to use the results of the Services, which are provided in stages, only after the final </w:t>
+            </w:r>
+            <w:r>
+              <w:rPr>
+                <w:rFonts w:ascii="Arial" w:hAnsi="Arial" w:cs="Arial" w:eastAsia="Arial"/>
+                <w:sz w:val="20"/>
+                <w:szCs w:val="20"/>
+              </w:rPr>
+              <w:t xml:space="preserve">Service Handover and Acceptance Certificate</w:t>
+            </w:r>
+            <w:r>
+              <w:rPr>
+                <w:rFonts w:ascii="Arial" w:hAnsi="Arial" w:cs="Arial" w:eastAsia="Arial"/>
+                <w:sz w:val="20"/>
+                <w:szCs w:val="20"/>
+              </w:rPr>
+              <w:t xml:space="preserve"> has been signed, </w:t>
             </w:r>
             <w:r>
               <w:rPr>
@@ -17651,7 +18068,23 @@
                 <w:sz w:val="20"/>
                 <w:szCs w:val="20"/>
               </w:rPr>
-              <w:t xml:space="preserve">. The warranty period shall commence on the date of signing the Services handover-acceptance certificate.</w:t>
+              <w:t xml:space="preserve">. The warranty period shall commence on the date of signing the </w:t>
+            </w:r>
+            <w:r>
+              <w:rPr>
+                <w:rFonts w:ascii="Arial" w:hAnsi="Arial" w:cs="Arial" w:eastAsia="Arial"/>
+                <w:sz w:val="20"/>
+                <w:szCs w:val="20"/>
+              </w:rPr>
+              <w:t xml:space="preserve">Service Handover and Acceptance Certificate</w:t>
+            </w:r>
+            <w:r>
+              <w:rPr>
+                <w:rFonts w:ascii="Arial" w:hAnsi="Arial" w:cs="Arial" w:eastAsia="Arial"/>
+                <w:sz w:val="20"/>
+                <w:szCs w:val="20"/>
+              </w:rPr>
+              <w:t xml:space="preserve">.</w:t>
             </w:r>
           </w:p>
         </w:tc>
@@ -18637,7 +19070,23 @@
                 <w:sz w:val="20"/>
                 <w:szCs w:val="20"/>
               </w:rPr>
-              <w:t xml:space="preserve">7.2.5. The Buyer shall not lose the right to make a claim regarding defects in the Services, and the Supplier shall be obliged to remedy all defects in the Services free of charge, regardless of whether such defects could have been identified at the time of signing the Services handover-acceptance certificate.</w:t>
+              <w:t xml:space="preserve">7.2.5. The Buyer shall not lose the right to make a claim regarding defects in the Services, and the Supplier shall be obliged to remedy all defects in the Services free of charge, regardless of whether such defects could have been identified at the time of signing the </w:t>
+            </w:r>
+            <w:r>
+              <w:rPr>
+                <w:rFonts w:ascii="Arial" w:hAnsi="Arial" w:cs="Arial" w:eastAsia="Arial"/>
+                <w:sz w:val="20"/>
+                <w:szCs w:val="20"/>
+              </w:rPr>
+              <w:t xml:space="preserve">Service Handover and Acceptance Certificate</w:t>
+            </w:r>
+            <w:r>
+              <w:rPr>
+                <w:rFonts w:ascii="Arial" w:hAnsi="Arial" w:cs="Arial" w:eastAsia="Arial"/>
+                <w:sz w:val="20"/>
+                <w:szCs w:val="20"/>
+              </w:rPr>
+              <w:t xml:space="preserve">.</w:t>
             </w:r>
           </w:p>
         </w:tc>
@@ -21452,7 +21901,23 @@
                 <w:sz w:val="20"/>
                 <w:szCs w:val="20"/>
               </w:rPr>
-              <w:t xml:space="preserve">Where the Supplier fails to meet the deadline for the provision of the Services or a stage thereof, the penalty shall be calculated from the end of the deadline for the provision of the Services or that stage (exclusive) up to the date of provision of the Services or that stage (inclusive), as determined in accordance with the Service handover and acceptance certificates.</w:t>
+              <w:t xml:space="preserve">Where the Supplier fails to meet the deadline for the provision of the Services or a stage thereof, the penalty shall be calculated from the end of the deadline for the provision of the Services or that stage (exclusive) up to the date of provision of the Services or that stage (inclusive), as determined in accordance with the </w:t>
+            </w:r>
+            <w:r>
+              <w:rPr>
+                <w:rFonts w:ascii="Arial" w:hAnsi="Arial" w:cs="Arial" w:eastAsia="Arial"/>
+                <w:sz w:val="20"/>
+                <w:szCs w:val="20"/>
+              </w:rPr>
+              <w:t xml:space="preserve">Service Handover and Acceptance Certificates</w:t>
+            </w:r>
+            <w:r>
+              <w:rPr>
+                <w:rFonts w:ascii="Arial" w:hAnsi="Arial" w:cs="Arial" w:eastAsia="Arial"/>
+                <w:sz w:val="20"/>
+                <w:szCs w:val="20"/>
+              </w:rPr>
+              <w:t xml:space="preserve">.</w:t>
             </w:r>
           </w:p>
         </w:tc>
@@ -25654,15 +26119,15 @@
                 <w:sz w:val="20"/>
                 <w:szCs w:val="20"/>
               </w:rPr>
-              <w:t xml:space="preserve">Service </w:t>
-            </w:r>
-            <w:r>
-              <w:rPr>
-                <w:rFonts w:ascii="Arial" w:hAnsi="Arial" w:cs="Arial" w:eastAsia="Arial"/>
-                <w:sz w:val="20"/>
-                <w:szCs w:val="20"/>
-              </w:rPr>
-              <w:t xml:space="preserve">Handover and Acceptance Certificate, unless otherwise provided for in the </w:t>
+              <w:t xml:space="preserve">Service Handover and Acceptance Certificate</w:t>
+            </w:r>
+            <w:r>
+              <w:rPr>
+                <w:rFonts w:ascii="Arial" w:hAnsi="Arial" w:cs="Arial" w:eastAsia="Arial"/>
+                <w:sz w:val="20"/>
+                <w:szCs w:val="20"/>
+              </w:rPr>
+              <w:t xml:space="preserve">, unless otherwise provided for in the </w:t>
             </w:r>
             <w:r>
               <w:rPr>
@@ -27707,7 +28172,6 @@
                 <w:rFonts w:ascii="Arial" w:hAnsi="Arial" w:cs="Arial" w:eastAsia="Arial"/>
                 <w:sz w:val="20"/>
                 <w:szCs w:val="20"/>
-                <w:highlight w:val="yellow"/>
               </w:rPr>
               <w:t xml:space="preserve">Contract</w:t>
             </w:r>
@@ -27724,7 +28188,6 @@
                 <w:rFonts w:ascii="Arial" w:hAnsi="Arial" w:cs="Arial" w:eastAsia="Arial"/>
                 <w:sz w:val="20"/>
                 <w:szCs w:val="20"/>
-                <w:highlight w:val="yellow"/>
               </w:rPr>
               <w:t xml:space="preserve">Contract</w:t>
             </w:r>
@@ -29002,7 +29465,23 @@
                 <w:sz w:val="20"/>
                 <w:szCs w:val="20"/>
               </w:rPr>
-              <w:t xml:space="preserve">15.1. All results and related rights acquired in the course of performing the Contract, including intellectual property rights, with the exception of personal non-property rights to the results of intellectual activity, shall be the property of the Buyer, which shall pass to the Buyer upon the signing of the Services Handover-Acceptance Certificate without any restrictions, and which the Buyer may use, publish, assign or transfer to third parties without the Supplier’s separate consent, unless otherwise provided for in the </w:t>
+              <w:t xml:space="preserve">15.1. All results and related rights acquired in the course of performing the Contract, including intellectual property rights, with the exception of personal non-property rights to the results of intellectual activity, shall be the property of the Buyer, which shall pass to the Buyer upon the signing of the </w:t>
+            </w:r>
+            <w:r>
+              <w:rPr>
+                <w:rFonts w:ascii="Arial" w:hAnsi="Arial" w:cs="Arial" w:eastAsia="Arial"/>
+                <w:sz w:val="20"/>
+                <w:szCs w:val="20"/>
+              </w:rPr>
+              <w:t xml:space="preserve">Service Handover and Acceptance Certificate</w:t>
+            </w:r>
+            <w:r>
+              <w:rPr>
+                <w:rFonts w:ascii="Arial" w:hAnsi="Arial" w:cs="Arial" w:eastAsia="Arial"/>
+                <w:sz w:val="20"/>
+                <w:szCs w:val="20"/>
+              </w:rPr>
+              <w:t xml:space="preserve"> without any restrictions, and which the Buyer may use, publish, assign or transfer to third parties without the Supplier’s separate consent, unless otherwise provided for in the </w:t>
             </w:r>
             <w:r>
               <w:rPr>
@@ -29489,7 +29968,6 @@
                 <w:rFonts w:ascii="Arial" w:hAnsi="Arial" w:cs="Arial" w:eastAsia="Arial"/>
                 <w:sz w:val="20"/>
                 <w:szCs w:val="20"/>
-                <w:highlight w:val="yellow"/>
               </w:rPr>
               <w:t xml:space="preserve">Contract</w:t>
             </w:r>
@@ -29600,7 +30078,6 @@
                 <w:rFonts w:ascii="Arial" w:hAnsi="Arial" w:cs="Arial" w:eastAsia="Arial"/>
                 <w:sz w:val="20"/>
                 <w:szCs w:val="20"/>
-                <w:highlight w:val="yellow"/>
               </w:rPr>
               <w:t xml:space="preserve">Contract</w:t>
             </w:r>
@@ -29711,7 +30188,6 @@
                 <w:rFonts w:ascii="Arial" w:hAnsi="Arial" w:cs="Arial" w:eastAsia="Arial"/>
                 <w:sz w:val="20"/>
                 <w:szCs w:val="20"/>
-                <w:highlight w:val="yellow"/>
               </w:rPr>
               <w:t xml:space="preserve">Contract</w:t>
             </w:r>
@@ -29728,7 +30204,6 @@
                 <w:rFonts w:ascii="Arial" w:hAnsi="Arial" w:cs="Arial" w:eastAsia="Arial"/>
                 <w:sz w:val="20"/>
                 <w:szCs w:val="20"/>
-                <w:highlight w:val="yellow"/>
               </w:rPr>
               <w:t xml:space="preserve">Contract</w:t>
             </w:r>
@@ -29745,7 +30220,6 @@
                 <w:rFonts w:ascii="Arial" w:hAnsi="Arial" w:cs="Arial" w:eastAsia="Arial"/>
                 <w:sz w:val="20"/>
                 <w:szCs w:val="20"/>
-                <w:highlight w:val="yellow"/>
               </w:rPr>
               <w:t xml:space="preserve">Contract</w:t>
             </w:r>
@@ -29840,7 +30314,6 @@
                 <w:rFonts w:ascii="Arial" w:hAnsi="Arial" w:cs="Arial" w:eastAsia="Arial"/>
                 <w:sz w:val="20"/>
                 <w:szCs w:val="20"/>
-                <w:highlight w:val="yellow"/>
               </w:rPr>
               <w:t xml:space="preserve">Contract</w:t>
             </w:r>
@@ -29857,7 +30330,6 @@
                 <w:rFonts w:ascii="Arial" w:hAnsi="Arial" w:cs="Arial" w:eastAsia="Arial"/>
                 <w:sz w:val="20"/>
                 <w:szCs w:val="20"/>
-                <w:highlight w:val="yellow"/>
               </w:rPr>
               <w:t xml:space="preserve">Contract</w:t>
             </w:r>
@@ -29874,7 +30346,6 @@
                 <w:rFonts w:ascii="Arial" w:hAnsi="Arial" w:cs="Arial" w:eastAsia="Arial"/>
                 <w:sz w:val="20"/>
                 <w:szCs w:val="20"/>
-                <w:highlight w:val="yellow"/>
               </w:rPr>
               <w:t xml:space="preserve">Contract</w:t>
             </w:r>
@@ -29969,7 +30440,6 @@
                 <w:rFonts w:ascii="Arial" w:hAnsi="Arial" w:cs="Arial" w:eastAsia="Arial"/>
                 <w:sz w:val="20"/>
                 <w:szCs w:val="20"/>
-                <w:highlight w:val="yellow"/>
               </w:rPr>
               <w:t xml:space="preserve">Contract</w:t>
             </w:r>
@@ -29986,7 +30456,6 @@
                 <w:rFonts w:ascii="Arial" w:hAnsi="Arial" w:cs="Arial" w:eastAsia="Arial"/>
                 <w:sz w:val="20"/>
                 <w:szCs w:val="20"/>
-                <w:highlight w:val="yellow"/>
               </w:rPr>
               <w:t xml:space="preserve">Contract</w:t>
             </w:r>
@@ -30696,7 +31165,6 @@
                 <w:rFonts w:ascii="Arial" w:hAnsi="Arial" w:cs="Arial" w:eastAsia="Arial"/>
                 <w:sz w:val="20"/>
                 <w:szCs w:val="20"/>
-                <w:highlight w:val="yellow"/>
               </w:rPr>
               <w:t xml:space="preserve">Contract</w:t>
             </w:r>
@@ -30713,7 +31181,6 @@
                 <w:rFonts w:ascii="Arial" w:hAnsi="Arial" w:cs="Arial" w:eastAsia="Arial"/>
                 <w:sz w:val="20"/>
                 <w:szCs w:val="20"/>
-                <w:highlight w:val="yellow"/>
               </w:rPr>
               <w:t xml:space="preserve">Contract</w:t>
             </w:r>
@@ -30803,7 +31270,6 @@
                 <w:rFonts w:ascii="Arial" w:hAnsi="Arial" w:cs="Arial" w:eastAsia="Arial"/>
                 <w:sz w:val="20"/>
                 <w:szCs w:val="20"/>
-                <w:highlight w:val="yellow"/>
               </w:rPr>
               <w:t xml:space="preserve">Contract</w:t>
             </w:r>
@@ -30884,7 +31350,6 @@
                 <w:rFonts w:ascii="Arial" w:hAnsi="Arial" w:cs="Arial" w:eastAsia="Arial"/>
                 <w:sz w:val="20"/>
                 <w:szCs w:val="20"/>
-                <w:highlight w:val="yellow"/>
               </w:rPr>
               <w:t xml:space="preserve">Contract</w:t>
             </w:r>
@@ -30965,7 +31430,6 @@
                 <w:rFonts w:ascii="Arial" w:hAnsi="Arial" w:cs="Arial" w:eastAsia="Arial"/>
                 <w:sz w:val="20"/>
                 <w:szCs w:val="20"/>
-                <w:highlight w:val="yellow"/>
               </w:rPr>
               <w:t xml:space="preserve">Contract</w:t>
             </w:r>
@@ -32053,7 +32517,6 @@
                 <w:caps/>
                 <w:sz w:val="20"/>
                 <w:szCs w:val="20"/>
-                <w:highlight w:val="yellow"/>
               </w:rPr>
               <w:t xml:space="preserve">Contract</w:t>
             </w:r>
@@ -32181,75 +32644,55 @@
                 <w:sz w:val="20"/>
                 <w:szCs w:val="20"/>
               </w:rPr>
-              <w:t xml:space="preserve">If any provision of the </w:t>
-            </w:r>
-            <w:r>
-              <w:rPr>
-                <w:rFonts w:ascii="Arial" w:hAnsi="Arial" w:cs="Arial" w:eastAsia="Arial"/>
-                <w:sz w:val="20"/>
-                <w:szCs w:val="20"/>
-                <w:highlight w:val="yellow"/>
-              </w:rPr>
-              <w:t xml:space="preserve">Agreement</w:t>
-            </w:r>
-            <w:r>
-              <w:rPr>
-                <w:rFonts w:ascii="Arial" w:hAnsi="Arial" w:cs="Arial" w:eastAsia="Arial"/>
-                <w:sz w:val="20"/>
-                <w:szCs w:val="20"/>
-              </w:rPr>
-              <w:t xml:space="preserve"> is or becomes wholly or partially invalid, the Parties shall, as soon as possible, enter into an </w:t>
-            </w:r>
-            <w:r>
-              <w:rPr>
-                <w:rFonts w:ascii="Arial" w:hAnsi="Arial" w:cs="Arial" w:eastAsia="Arial"/>
-                <w:sz w:val="20"/>
-                <w:szCs w:val="20"/>
-                <w:highlight w:val="yellow"/>
-              </w:rPr>
-              <w:t xml:space="preserve">Agreement</w:t>
-            </w:r>
-            <w:r>
-              <w:rPr>
-                <w:rFonts w:ascii="Arial" w:hAnsi="Arial" w:cs="Arial" w:eastAsia="Arial"/>
-                <w:sz w:val="20"/>
-                <w:szCs w:val="20"/>
-              </w:rPr>
-              <w:t xml:space="preserve"> to replace the invalid provision with another provision which, as far as possible, achieves the same economic and legal effect as was intended when the invalid provision of the </w:t>
-            </w:r>
-            <w:r>
-              <w:rPr>
-                <w:rFonts w:ascii="Arial" w:hAnsi="Arial" w:cs="Arial" w:eastAsia="Arial"/>
-                <w:sz w:val="20"/>
-                <w:szCs w:val="20"/>
-                <w:highlight w:val="yellow"/>
-              </w:rPr>
-              <w:t xml:space="preserve">Agreement</w:t>
-            </w:r>
-            <w:r>
-              <w:rPr>
-                <w:rFonts w:ascii="Arial" w:hAnsi="Arial" w:cs="Arial" w:eastAsia="Arial"/>
-                <w:sz w:val="20"/>
-                <w:szCs w:val="20"/>
-              </w:rPr>
-              <w:t xml:space="preserve"> was agreed upon . Such an invalid provision shall not render the other provisions of the </w:t>
-            </w:r>
-            <w:r>
-              <w:rPr>
-                <w:rFonts w:ascii="Arial" w:hAnsi="Arial" w:cs="Arial" w:eastAsia="Arial"/>
-                <w:sz w:val="20"/>
-                <w:szCs w:val="20"/>
-                <w:highlight w:val="yellow"/>
-              </w:rPr>
-              <w:t xml:space="preserve">Agreement</w:t>
-            </w:r>
-            <w:r>
-              <w:rPr>
-                <w:rFonts w:ascii="Arial" w:hAnsi="Arial" w:cs="Arial" w:eastAsia="Arial"/>
-                <w:sz w:val="20"/>
-                <w:szCs w:val="20"/>
-              </w:rPr>
-              <w:t xml:space="preserve"> invalid, provided that this does not contravene </w:t>
+              <w:t xml:space="preserve">If any </w:t>
+            </w:r>
+            <w:r>
+              <w:rPr>
+                <w:rFonts w:ascii="Arial" w:hAnsi="Arial" w:cs="Arial" w:eastAsia="Arial"/>
+                <w:sz w:val="20"/>
+                <w:szCs w:val="20"/>
+              </w:rPr>
+              <w:t xml:space="preserve">provision of the Contract is</w:t>
+            </w:r>
+            <w:r>
+              <w:rPr>
+                <w:rFonts w:ascii="Arial" w:hAnsi="Arial" w:cs="Arial" w:eastAsia="Arial"/>
+                <w:sz w:val="20"/>
+                <w:szCs w:val="20"/>
+              </w:rPr>
+              <w:t xml:space="preserve"> or becomes wholly or partially invalid, the Parties shall, as soon as possible, enter into an Agreement to replace the invalid provision with another provision which, as far as possible, achieves the same economic and legal effect as was intended when the </w:t>
+            </w:r>
+            <w:r>
+              <w:rPr>
+                <w:rFonts w:ascii="Arial" w:hAnsi="Arial" w:cs="Arial" w:eastAsia="Arial"/>
+                <w:sz w:val="20"/>
+                <w:szCs w:val="20"/>
+              </w:rPr>
+              <w:t xml:space="preserve">invalid provision of the Contract was agreed upon.</w:t>
+            </w:r>
+            <w:r>
+              <w:rPr>
+                <w:rFonts w:ascii="Arial" w:hAnsi="Arial" w:cs="Arial" w:eastAsia="Arial"/>
+                <w:sz w:val="20"/>
+                <w:szCs w:val="20"/>
+              </w:rPr>
+              <w:t xml:space="preserve"> Such an invalid provision shall not render the </w:t>
+            </w:r>
+            <w:r>
+              <w:rPr>
+                <w:rFonts w:ascii="Arial" w:hAnsi="Arial" w:cs="Arial" w:eastAsia="Arial"/>
+                <w:sz w:val="20"/>
+                <w:szCs w:val="20"/>
+              </w:rPr>
+              <w:t xml:space="preserve">other provisions of the Contract invalid</w:t>
+            </w:r>
+            <w:r>
+              <w:rPr>
+                <w:rFonts w:ascii="Arial" w:hAnsi="Arial" w:cs="Arial" w:eastAsia="Arial"/>
+                <w:sz w:val="20"/>
+                <w:szCs w:val="20"/>
+              </w:rPr>
+              <w:t xml:space="preserve">, provided that this does not contravene </w:t>
             </w:r>
             <w:r>
               <w:rPr>
@@ -32265,24 +32708,23 @@
                 <w:sz w:val="20"/>
                 <w:szCs w:val="20"/>
               </w:rPr>
-              <w:t xml:space="preserve">and it can be assumed that the </w:t>
-            </w:r>
-            <w:r>
-              <w:rPr>
-                <w:rFonts w:ascii="Arial" w:hAnsi="Arial" w:cs="Arial" w:eastAsia="Arial"/>
-                <w:sz w:val="20"/>
-                <w:szCs w:val="20"/>
-                <w:highlight w:val="yellow"/>
-              </w:rPr>
-              <w:t xml:space="preserve">Agreement</w:t>
-            </w:r>
-            <w:r>
-              <w:rPr>
-                <w:rFonts w:ascii="Arial" w:hAnsi="Arial" w:cs="Arial" w:eastAsia="Arial"/>
-                <w:sz w:val="20"/>
-                <w:szCs w:val="20"/>
-              </w:rPr>
-              <w:t xml:space="preserve"> would have been lawfully concluded even without the inclusion of the provision that is invalid.</w:t>
+              <w:t xml:space="preserve">and it can be assumed </w:t>
+            </w:r>
+            <w:r>
+              <w:rPr>
+                <w:rFonts w:ascii="Arial" w:hAnsi="Arial" w:cs="Arial" w:eastAsia="Arial"/>
+                <w:sz w:val="20"/>
+                <w:szCs w:val="20"/>
+              </w:rPr>
+              <w:t xml:space="preserve">that the Contract would have</w:t>
+            </w:r>
+            <w:r>
+              <w:rPr>
+                <w:rFonts w:ascii="Arial" w:hAnsi="Arial" w:cs="Arial" w:eastAsia="Arial"/>
+                <w:sz w:val="20"/>
+                <w:szCs w:val="20"/>
+              </w:rPr>
+              <w:t xml:space="preserve"> been lawfully concluded even without the inclusion of the provision that is invalid.</w:t>
             </w:r>
           </w:p>
         </w:tc>
@@ -37404,7 +37846,6 @@
                 <w:rFonts w:ascii="Arial" w:hAnsi="Arial" w:cs="Arial" w:eastAsia="Arial"/>
                 <w:sz w:val="20"/>
                 <w:szCs w:val="20"/>
-                <w:highlight w:val="yellow"/>
               </w:rPr>
               <w:t xml:space="preserve">Contract</w:t>
             </w:r>
@@ -37601,7 +38042,6 @@
                 <w:rFonts w:ascii="Arial" w:hAnsi="Arial" w:cs="Arial" w:eastAsia="Arial"/>
                 <w:sz w:val="20"/>
                 <w:szCs w:val="20"/>
-                <w:highlight w:val="yellow"/>
               </w:rPr>
               <w:t xml:space="preserve">Contract</w:t>
             </w:r>
@@ -37618,7 +38058,6 @@
                 <w:rFonts w:ascii="Arial" w:hAnsi="Arial" w:cs="Arial" w:eastAsia="Arial"/>
                 <w:sz w:val="20"/>
                 <w:szCs w:val="20"/>
-                <w:highlight w:val="yellow"/>
               </w:rPr>
               <w:t xml:space="preserve">Contract</w:t>
             </w:r>
@@ -37960,7 +38399,6 @@
                 <w:rFonts w:ascii="Arial" w:hAnsi="Arial" w:cs="Arial" w:eastAsia="Arial"/>
                 <w:sz w:val="20"/>
                 <w:szCs w:val="20"/>
-                <w:highlight w:val="yellow"/>
               </w:rPr>
               <w:t xml:space="preserve">Article 45(2¹) of the Public Procurement Law</w:t>
             </w:r>
@@ -38532,7 +38970,6 @@
                 <w:rFonts w:ascii="Arial" w:hAnsi="Arial" w:cs="Arial" w:eastAsia="Arial"/>
                 <w:sz w:val="20"/>
                 <w:szCs w:val="20"/>
-                <w:highlight w:val="yellow"/>
               </w:rPr>
               <w:t xml:space="preserve">Contract</w:t>
             </w:r>
@@ -39015,7 +39452,6 @@
                 <w:rFonts w:ascii="Arial" w:hAnsi="Arial" w:cs="Arial" w:eastAsia="Arial"/>
                 <w:sz w:val="20"/>
                 <w:szCs w:val="20"/>
-                <w:highlight w:val="yellow"/>
               </w:rPr>
               <w:t xml:space="preserve">Contract</w:t>
             </w:r>
@@ -39130,7 +39566,6 @@
                 <w:rFonts w:ascii="Arial" w:hAnsi="Arial" w:cs="Arial" w:eastAsia="Arial"/>
                 <w:sz w:val="20"/>
                 <w:szCs w:val="20"/>
-                <w:highlight w:val="yellow"/>
               </w:rPr>
               <w:t xml:space="preserve">Contract</w:t>
             </w:r>
